--- a/06_Arquivos_e_Entrada_Saida/06_Catalogo_Semantico.docx
+++ b/06_Arquivos_e_Entrada_Saida/06_Catalogo_Semantico.docx
@@ -371,10 +371,10 @@
         <w:rPr>
           <w:b/>
         </w:rPr>
-        <w:t xml:space="preserve">arquivo — </w:t>
+        <w:t xml:space="preserve">arquivo</w:t>
       </w:r>
       <w:r>
-        <w:t>Recurso persistente de armazenamento e recuperação de dados.</w:t>
+        <w:t xml:space="preserve"> — Recurso persistente de armazenamento e recuperação de dados.</w:t>
       </w:r>
     </w:p>
     <w:p>
@@ -382,7 +382,10 @@
         <w:spacing w:after="120"/>
       </w:pPr>
       <w:r>
-        <w:t>Materiais: arquivos1.png, arquivos2.png, arquivos4.png, arquivos5.png, exercicio.md, gabarito.md</w:t>
+        <w:t xml:space="preserve">Materiais:</w:t>
+      </w:r>
+      <w:r>
+        <w:t xml:space="preserve"> arquivos1.png, arquivos2.png, arquivos4.png, arquivos5.png, exercicio.md, gabarito.md</w:t>
       </w:r>
     </w:p>
     <w:p>
@@ -390,10 +393,10 @@
         <w:rPr>
           <w:b/>
         </w:rPr>
-        <w:t xml:space="preserve">buffer — </w:t>
+        <w:t xml:space="preserve">buffer</w:t>
       </w:r>
       <w:r>
-        <w:t>Região de memória temporária usada para armazenar dados em trânsito.</w:t>
+        <w:t xml:space="preserve"> — Região de memória temporária usada para armazenar dados em trânsito.</w:t>
       </w:r>
     </w:p>
     <w:p>
@@ -401,7 +404,10 @@
         <w:spacing w:after="120"/>
       </w:pPr>
       <w:r>
-        <w:t>Materiais: arquivos5.png, arquivos6.png, exercicio.md, gabarito.md</w:t>
+        <w:t xml:space="preserve">Materiais:</w:t>
+      </w:r>
+      <w:r>
+        <w:t xml:space="preserve"> arquivos5.png, arquivos6.png, exercicio.md, gabarito.md</w:t>
       </w:r>
     </w:p>
     <w:p>
@@ -409,10 +415,10 @@
         <w:rPr>
           <w:b/>
         </w:rPr>
-        <w:t xml:space="preserve">cursor de arquivo — </w:t>
+        <w:t xml:space="preserve">cursor de arquivo</w:t>
       </w:r>
       <w:r>
-        <w:t>Posição corrente de leitura ou escrita em um arquivo.</w:t>
+        <w:t xml:space="preserve"> — Posição corrente de leitura ou escrita em um arquivo.</w:t>
       </w:r>
     </w:p>
     <w:p>
@@ -420,7 +426,10 @@
         <w:spacing w:after="120"/>
       </w:pPr>
       <w:r>
-        <w:t>Materiais: arquivos4.png, arquivos5.png, arquivos6.png</w:t>
+        <w:t xml:space="preserve">Materiais:</w:t>
+      </w:r>
+      <w:r>
+        <w:t xml:space="preserve"> arquivos4.png, arquivos5.png, arquivos6.png</w:t>
       </w:r>
     </w:p>
     <w:p>
@@ -428,10 +437,10 @@
         <w:rPr>
           <w:b/>
         </w:rPr>
-        <w:t xml:space="preserve">escrita — </w:t>
+        <w:t xml:space="preserve">escrita</w:t>
       </w:r>
       <w:r>
-        <w:t>Operação de enviar dados para um stream ou arquivo.</w:t>
+        <w:t xml:space="preserve"> — Operação de enviar dados para um stream ou arquivo.</w:t>
       </w:r>
     </w:p>
     <w:p>
@@ -439,7 +448,10 @@
         <w:spacing w:after="120"/>
       </w:pPr>
       <w:r>
-        <w:t>Materiais: arquivos1.png, arquivos2.png</w:t>
+        <w:t xml:space="preserve">Materiais:</w:t>
+      </w:r>
+      <w:r>
+        <w:t xml:space="preserve"> arquivos1.png, arquivos2.png</w:t>
       </w:r>
     </w:p>
     <w:p>
@@ -447,10 +459,10 @@
         <w:rPr>
           <w:b/>
         </w:rPr>
-        <w:t xml:space="preserve">fclose — </w:t>
+        <w:t xml:space="preserve">fclose</w:t>
       </w:r>
       <w:r>
-        <w:t>Função que fecha um stream aberto.</w:t>
+        <w:t xml:space="preserve"> — Função que fecha um stream aberto.</w:t>
       </w:r>
     </w:p>
     <w:p>
@@ -458,7 +470,10 @@
         <w:spacing w:after="120"/>
       </w:pPr>
       <w:r>
-        <w:t>Materiais: arquivos2.png, exercicio.md, gabarito.md</w:t>
+        <w:t xml:space="preserve">Materiais:</w:t>
+      </w:r>
+      <w:r>
+        <w:t xml:space="preserve"> arquivos2.png, exercicio.md, gabarito.md</w:t>
       </w:r>
     </w:p>
     <w:p>
@@ -466,10 +481,10 @@
         <w:rPr>
           <w:b/>
         </w:rPr>
-        <w:t xml:space="preserve">fgets — </w:t>
+        <w:t xml:space="preserve">fgets</w:t>
       </w:r>
       <w:r>
-        <w:t>Função que lê uma sequência limitada de caracteres de um stream.</w:t>
+        <w:t xml:space="preserve"> — Função que lê uma sequência limitada de caracteres de um stream.</w:t>
       </w:r>
     </w:p>
     <w:p>
@@ -477,7 +492,10 @@
         <w:spacing w:after="120"/>
       </w:pPr>
       <w:r>
-        <w:t>Materiais: arquivos3.png, exercicio.md, gabarito.md</w:t>
+        <w:t xml:space="preserve">Materiais:</w:t>
+      </w:r>
+      <w:r>
+        <w:t xml:space="preserve"> arquivos3.png, exercicio.md, gabarito.md</w:t>
       </w:r>
     </w:p>
     <w:p>
@@ -485,10 +503,10 @@
         <w:rPr>
           <w:b/>
         </w:rPr>
-        <w:t xml:space="preserve">FILE — </w:t>
+        <w:t xml:space="preserve">FILE</w:t>
       </w:r>
       <w:r>
-        <w:t>Tipo de C que representa um stream de entrada ou saída.</w:t>
+        <w:t xml:space="preserve"> — Tipo de C que representa um stream de entrada ou saída.</w:t>
       </w:r>
     </w:p>
     <w:p>
@@ -496,7 +514,10 @@
         <w:spacing w:after="120"/>
       </w:pPr>
       <w:r>
-        <w:t>Materiais: arquivos2.png, arquivos3.png, arquivos6.png, exercicio.md, gabarito.md</w:t>
+        <w:t xml:space="preserve">Materiais:</w:t>
+      </w:r>
+      <w:r>
+        <w:t xml:space="preserve"> arquivos2.png, arquivos3.png, arquivos6.png, exercicio.md, gabarito.md</w:t>
       </w:r>
     </w:p>
     <w:p>
@@ -504,10 +525,10 @@
         <w:rPr>
           <w:b/>
         </w:rPr>
-        <w:t xml:space="preserve">fopen — </w:t>
+        <w:t xml:space="preserve">fopen</w:t>
       </w:r>
       <w:r>
-        <w:t>Função que abre um arquivo e retorna um ponteiro FILE *.</w:t>
+        <w:t xml:space="preserve"> — Função que abre um arquivo e retorna um ponteiro FILE *.</w:t>
       </w:r>
     </w:p>
     <w:p>
@@ -515,7 +536,10 @@
         <w:spacing w:after="120"/>
       </w:pPr>
       <w:r>
-        <w:t>Materiais: arquivos2.png, arquivos3.png, exercicio.md, gabarito.md</w:t>
+        <w:t xml:space="preserve">Materiais:</w:t>
+      </w:r>
+      <w:r>
+        <w:t xml:space="preserve"> arquivos2.png, arquivos3.png, exercicio.md, gabarito.md</w:t>
       </w:r>
     </w:p>
     <w:p>
@@ -523,10 +547,10 @@
         <w:rPr>
           <w:b/>
         </w:rPr>
-        <w:t xml:space="preserve">fprintf — </w:t>
+        <w:t xml:space="preserve">fprintf</w:t>
       </w:r>
       <w:r>
-        <w:t>Função de escrita formatada em um stream.</w:t>
+        <w:t xml:space="preserve"> — Função de escrita formatada em um stream.</w:t>
       </w:r>
     </w:p>
     <w:p>
@@ -534,7 +558,10 @@
         <w:spacing w:after="120"/>
       </w:pPr>
       <w:r>
-        <w:t>Materiais: arquivos2.png, arquivos3.png, exercicio.md, gabarito.md</w:t>
+        <w:t xml:space="preserve">Materiais:</w:t>
+      </w:r>
+      <w:r>
+        <w:t xml:space="preserve"> arquivos2.png, arquivos3.png, exercicio.md, gabarito.md</w:t>
       </w:r>
     </w:p>
     <w:p>
@@ -542,10 +569,10 @@
         <w:rPr>
           <w:b/>
         </w:rPr>
-        <w:t xml:space="preserve">fread — </w:t>
+        <w:t xml:space="preserve">fread</w:t>
       </w:r>
       <w:r>
-        <w:t>Função de leitura de blocos de elementos de um stream.</w:t>
+        <w:t xml:space="preserve"> — Função de leitura de blocos de elementos de um stream.</w:t>
       </w:r>
     </w:p>
     <w:p>
@@ -553,7 +580,10 @@
         <w:spacing w:after="120"/>
       </w:pPr>
       <w:r>
-        <w:t>Materiais: arquivos5.png, arquivos6.png, gabarito.md</w:t>
+        <w:t xml:space="preserve">Materiais:</w:t>
+      </w:r>
+      <w:r>
+        <w:t xml:space="preserve"> arquivos5.png, arquivos6.png, gabarito.md</w:t>
       </w:r>
     </w:p>
     <w:p>
@@ -561,10 +591,10 @@
         <w:rPr>
           <w:b/>
         </w:rPr>
-        <w:t xml:space="preserve">fscanf — </w:t>
+        <w:t xml:space="preserve">fscanf</w:t>
       </w:r>
       <w:r>
-        <w:t>Função de leitura formatada de um stream.</w:t>
+        <w:t xml:space="preserve"> — Função de leitura formatada de um stream.</w:t>
       </w:r>
     </w:p>
     <w:p>
@@ -572,7 +602,10 @@
         <w:spacing w:after="120"/>
       </w:pPr>
       <w:r>
-        <w:t>Materiais: arquivos2.png</w:t>
+        <w:t xml:space="preserve">Materiais:</w:t>
+      </w:r>
+      <w:r>
+        <w:t xml:space="preserve"> arquivos2.png</w:t>
       </w:r>
     </w:p>
     <w:p>
@@ -580,10 +613,10 @@
         <w:rPr>
           <w:b/>
         </w:rPr>
-        <w:t xml:space="preserve">fseek — </w:t>
+        <w:t xml:space="preserve">fseek</w:t>
       </w:r>
       <w:r>
-        <w:t>Função que altera a posição corrente de um stream de arquivo.</w:t>
+        <w:t xml:space="preserve"> — Função que altera a posição corrente de um stream de arquivo.</w:t>
       </w:r>
     </w:p>
     <w:p>
@@ -591,7 +624,10 @@
         <w:spacing w:after="120"/>
       </w:pPr>
       <w:r>
-        <w:t>Materiais: arquivos4.png, arquivos5.png, exercicio.md, gabarito.md</w:t>
+        <w:t xml:space="preserve">Materiais:</w:t>
+      </w:r>
+      <w:r>
+        <w:t xml:space="preserve"> arquivos4.png, arquivos5.png, exercicio.md, gabarito.md</w:t>
       </w:r>
     </w:p>
     <w:p>
@@ -599,10 +635,10 @@
         <w:rPr>
           <w:b/>
         </w:rPr>
-        <w:t xml:space="preserve">ftell — </w:t>
+        <w:t xml:space="preserve">ftell</w:t>
       </w:r>
       <w:r>
-        <w:t>Função que informa a posição corrente de um stream de arquivo.</w:t>
+        <w:t xml:space="preserve"> — Função que informa a posição corrente de um stream de arquivo.</w:t>
       </w:r>
     </w:p>
     <w:p>
@@ -610,7 +646,10 @@
         <w:spacing w:after="120"/>
       </w:pPr>
       <w:r>
-        <w:t>Materiais: arquivos4.png, exercicio.md, gabarito.md</w:t>
+        <w:t xml:space="preserve">Materiais:</w:t>
+      </w:r>
+      <w:r>
+        <w:t xml:space="preserve"> arquivos4.png, exercicio.md, gabarito.md</w:t>
       </w:r>
     </w:p>
     <w:p>
@@ -618,10 +657,10 @@
         <w:rPr>
           <w:b/>
         </w:rPr>
-        <w:t xml:space="preserve">leitura — </w:t>
+        <w:t xml:space="preserve">leitura</w:t>
       </w:r>
       <w:r>
-        <w:t>Operação de obter dados de um stream ou arquivo.</w:t>
+        <w:t xml:space="preserve"> — Operação de obter dados de um stream ou arquivo.</w:t>
       </w:r>
     </w:p>
     <w:p>
@@ -629,7 +668,10 @@
         <w:spacing w:after="120"/>
       </w:pPr>
       <w:r>
-        <w:t>Materiais: arquivos1.png, arquivos2.png</w:t>
+        <w:t xml:space="preserve">Materiais:</w:t>
+      </w:r>
+      <w:r>
+        <w:t xml:space="preserve"> arquivos1.png, arquivos2.png</w:t>
       </w:r>
     </w:p>
     <w:p>
@@ -637,10 +679,10 @@
         <w:rPr>
           <w:b/>
         </w:rPr>
-        <w:t xml:space="preserve">leitura binária — </w:t>
+        <w:t xml:space="preserve">leitura binária</w:t>
       </w:r>
       <w:r>
-        <w:t>Leitura de dados em blocos sem interpretação textual automática.</w:t>
+        <w:t xml:space="preserve"> — Leitura de dados em blocos sem interpretação textual automática.</w:t>
       </w:r>
     </w:p>
     <w:p>
@@ -648,7 +690,10 @@
         <w:spacing w:after="120"/>
       </w:pPr>
       <w:r>
-        <w:t>Materiais: arquivos5.png, arquivos6.png</w:t>
+        <w:t xml:space="preserve">Materiais:</w:t>
+      </w:r>
+      <w:r>
+        <w:t xml:space="preserve"> arquivos5.png, arquivos6.png</w:t>
       </w:r>
     </w:p>
     <w:p>
@@ -656,10 +701,10 @@
         <w:rPr>
           <w:b/>
         </w:rPr>
-        <w:t xml:space="preserve">leitura parcial — </w:t>
+        <w:t xml:space="preserve">leitura parcial</w:t>
       </w:r>
       <w:r>
-        <w:t>Leitura que obtém menos dados ou elementos completos que o solicitado.</w:t>
+        <w:t xml:space="preserve"> — Leitura que obtém menos dados ou elementos completos que o solicitado.</w:t>
       </w:r>
     </w:p>
     <w:p>
@@ -667,7 +712,10 @@
         <w:spacing w:after="120"/>
       </w:pPr>
       <w:r>
-        <w:t>Materiais: arquivos6.png, exercicio.md, gabarito.md</w:t>
+        <w:t xml:space="preserve">Materiais:</w:t>
+      </w:r>
+      <w:r>
+        <w:t xml:space="preserve"> arquivos6.png, exercicio.md, gabarito.md</w:t>
       </w:r>
     </w:p>
     <w:p>
@@ -675,10 +723,10 @@
         <w:rPr>
           <w:b/>
         </w:rPr>
-        <w:t xml:space="preserve">memória — </w:t>
+        <w:t xml:space="preserve">memória</w:t>
       </w:r>
       <w:r>
-        <w:t>Armazenamento de dados durante a execução do programa.</w:t>
+        <w:t xml:space="preserve"> — Armazenamento de dados durante a execução do programa.</w:t>
       </w:r>
     </w:p>
     <w:p>
@@ -686,7 +734,10 @@
         <w:spacing w:after="120"/>
       </w:pPr>
       <w:r>
-        <w:t>Materiais: arquivos1.png</w:t>
+        <w:t xml:space="preserve">Materiais:</w:t>
+      </w:r>
+      <w:r>
+        <w:t xml:space="preserve"> arquivos1.png</w:t>
       </w:r>
     </w:p>
     <w:p>
@@ -694,10 +745,10 @@
         <w:rPr>
           <w:b/>
         </w:rPr>
-        <w:t xml:space="preserve">persistência de dados — </w:t>
+        <w:t xml:space="preserve">persistência de dados</w:t>
       </w:r>
       <w:r>
-        <w:t>Conservação de informações para uso após o término da execução.</w:t>
+        <w:t xml:space="preserve"> — Conservação de informações para uso após o término da execução.</w:t>
       </w:r>
     </w:p>
     <w:p>
@@ -705,7 +756,10 @@
         <w:spacing w:after="120"/>
       </w:pPr>
       <w:r>
-        <w:t>Materiais: arquivos1.png, arquivos2.png, exercicio.md, gabarito.md</w:t>
+        <w:t xml:space="preserve">Materiais:</w:t>
+      </w:r>
+      <w:r>
+        <w:t xml:space="preserve"> arquivos1.png, arquivos2.png, exercicio.md, gabarito.md</w:t>
       </w:r>
     </w:p>
     <w:p>
@@ -713,10 +767,10 @@
         <w:rPr>
           <w:b/>
         </w:rPr>
-        <w:t xml:space="preserve">posicionamento em arquivo — </w:t>
+        <w:t xml:space="preserve">posicionamento em arquivo</w:t>
       </w:r>
       <w:r>
-        <w:t>Movimentação ou consulta da posição corrente em um arquivo.</w:t>
+        <w:t xml:space="preserve"> — Movimentação ou consulta da posição corrente em um arquivo.</w:t>
       </w:r>
     </w:p>
     <w:p>
@@ -724,7 +778,10 @@
         <w:spacing w:after="120"/>
       </w:pPr>
       <w:r>
-        <w:t>Materiais: arquivos4.png</w:t>
+        <w:t xml:space="preserve">Materiais:</w:t>
+      </w:r>
+      <w:r>
+        <w:t xml:space="preserve"> arquivos4.png</w:t>
       </w:r>
     </w:p>
     <w:p>
@@ -732,10 +789,10 @@
         <w:rPr>
           <w:b/>
         </w:rPr>
-        <w:t xml:space="preserve">printf — </w:t>
+        <w:t xml:space="preserve">printf</w:t>
       </w:r>
       <w:r>
-        <w:t>Função de saída formatada no stdout.</w:t>
+        <w:t xml:space="preserve"> — Função de saída formatada no stdout.</w:t>
       </w:r>
     </w:p>
     <w:p>
@@ -743,7 +800,10 @@
         <w:spacing w:after="120"/>
       </w:pPr>
       <w:r>
-        <w:t>Materiais: arquivos3.png</w:t>
+        <w:t xml:space="preserve">Materiais:</w:t>
+      </w:r>
+      <w:r>
+        <w:t xml:space="preserve"> arquivos3.png</w:t>
       </w:r>
     </w:p>
     <w:p>
@@ -751,10 +811,10 @@
         <w:rPr>
           <w:b/>
         </w:rPr>
-        <w:t xml:space="preserve">SEEK_CUR — </w:t>
+        <w:t xml:space="preserve">SEEK_CUR</w:t>
       </w:r>
       <w:r>
-        <w:t>Referência de posicionamento relativa à posição corrente.</w:t>
+        <w:t xml:space="preserve"> — Referência de posicionamento relativa à posição corrente.</w:t>
       </w:r>
     </w:p>
     <w:p>
@@ -762,7 +822,10 @@
         <w:spacing w:after="120"/>
       </w:pPr>
       <w:r>
-        <w:t>Materiais: arquivos4.png</w:t>
+        <w:t xml:space="preserve">Materiais:</w:t>
+      </w:r>
+      <w:r>
+        <w:t xml:space="preserve"> arquivos4.png</w:t>
       </w:r>
     </w:p>
     <w:p>
@@ -770,10 +833,10 @@
         <w:rPr>
           <w:b/>
         </w:rPr>
-        <w:t xml:space="preserve">SEEK_END — </w:t>
+        <w:t xml:space="preserve">SEEK_END</w:t>
       </w:r>
       <w:r>
-        <w:t>Referência de posicionamento relativa ao fim do arquivo.</w:t>
+        <w:t xml:space="preserve"> — Referência de posicionamento relativa ao fim do arquivo.</w:t>
       </w:r>
     </w:p>
     <w:p>
@@ -781,7 +844,10 @@
         <w:spacing w:after="120"/>
       </w:pPr>
       <w:r>
-        <w:t>Materiais: arquivos4.png</w:t>
+        <w:t xml:space="preserve">Materiais:</w:t>
+      </w:r>
+      <w:r>
+        <w:t xml:space="preserve"> arquivos4.png</w:t>
       </w:r>
     </w:p>
     <w:p>
@@ -789,10 +855,10 @@
         <w:rPr>
           <w:b/>
         </w:rPr>
-        <w:t xml:space="preserve">SEEK_SET — </w:t>
+        <w:t xml:space="preserve">SEEK_SET</w:t>
       </w:r>
       <w:r>
-        <w:t>Referência de posicionamento relativa ao início do arquivo.</w:t>
+        <w:t xml:space="preserve"> — Referência de posicionamento relativa ao início do arquivo.</w:t>
       </w:r>
     </w:p>
     <w:p>
@@ -800,7 +866,10 @@
         <w:spacing w:after="120"/>
       </w:pPr>
       <w:r>
-        <w:t>Materiais: arquivos4.png</w:t>
+        <w:t xml:space="preserve">Materiais:</w:t>
+      </w:r>
+      <w:r>
+        <w:t xml:space="preserve"> arquivos4.png</w:t>
       </w:r>
     </w:p>
     <w:p>
@@ -808,10 +877,10 @@
         <w:rPr>
           <w:b/>
         </w:rPr>
-        <w:t xml:space="preserve">stderr — </w:t>
+        <w:t xml:space="preserve">stderr</w:t>
       </w:r>
       <w:r>
-        <w:t>Stream padrão de saída de erros.</w:t>
+        <w:t xml:space="preserve"> — Stream padrão de saída de erros.</w:t>
       </w:r>
     </w:p>
     <w:p>
@@ -819,7 +888,10 @@
         <w:spacing w:after="120"/>
       </w:pPr>
       <w:r>
-        <w:t>Materiais: arquivos3.png</w:t>
+        <w:t xml:space="preserve">Materiais:</w:t>
+      </w:r>
+      <w:r>
+        <w:t xml:space="preserve"> arquivos3.png</w:t>
       </w:r>
     </w:p>
     <w:p>
@@ -827,10 +899,10 @@
         <w:rPr>
           <w:b/>
         </w:rPr>
-        <w:t xml:space="preserve">stdin — </w:t>
+        <w:t xml:space="preserve">stdin</w:t>
       </w:r>
       <w:r>
-        <w:t>Stream padrão de entrada.</w:t>
+        <w:t xml:space="preserve"> — Stream padrão de entrada.</w:t>
       </w:r>
     </w:p>
     <w:p>
@@ -838,7 +910,10 @@
         <w:spacing w:after="120"/>
       </w:pPr>
       <w:r>
-        <w:t>Materiais: arquivos3.png</w:t>
+        <w:t xml:space="preserve">Materiais:</w:t>
+      </w:r>
+      <w:r>
+        <w:t xml:space="preserve"> arquivos3.png</w:t>
       </w:r>
     </w:p>
     <w:p>
@@ -846,10 +921,10 @@
         <w:rPr>
           <w:b/>
         </w:rPr>
-        <w:t xml:space="preserve">stdout — </w:t>
+        <w:t xml:space="preserve">stdout</w:t>
       </w:r>
       <w:r>
-        <w:t>Stream padrão de saída.</w:t>
+        <w:t xml:space="preserve"> — Stream padrão de saída.</w:t>
       </w:r>
     </w:p>
     <w:p>
@@ -857,7 +932,10 @@
         <w:spacing w:after="120"/>
       </w:pPr>
       <w:r>
-        <w:t>Materiais: arquivos3.png</w:t>
+        <w:t xml:space="preserve">Materiais:</w:t>
+      </w:r>
+      <w:r>
+        <w:t xml:space="preserve"> arquivos3.png</w:t>
       </w:r>
     </w:p>
     <w:p>
@@ -865,10 +943,10 @@
         <w:rPr>
           <w:b/>
         </w:rPr>
-        <w:t xml:space="preserve">stream — </w:t>
+        <w:t xml:space="preserve">stream</w:t>
       </w:r>
       <w:r>
-        <w:t>Abstração de fluxo de dados de entrada ou saída em C.</w:t>
+        <w:t xml:space="preserve"> — Abstração de fluxo de dados de entrada ou saída em C.</w:t>
       </w:r>
     </w:p>
     <w:p>
@@ -876,7 +954,10 @@
         <w:spacing w:after="120"/>
       </w:pPr>
       <w:r>
-        <w:t>Materiais: arquivos3.png</w:t>
+        <w:t xml:space="preserve">Materiais:</w:t>
+      </w:r>
+      <w:r>
+        <w:t xml:space="preserve"> arquivos3.png</w:t>
       </w:r>
     </w:p>
     <w:p>
@@ -884,10 +965,10 @@
         <w:rPr>
           <w:b/>
         </w:rPr>
-        <w:t xml:space="preserve">tratamento de erros — </w:t>
+        <w:t xml:space="preserve">tratamento de erros</w:t>
       </w:r>
       <w:r>
-        <w:t>Verificação e resposta a falhas durante operações do programa.</w:t>
+        <w:t xml:space="preserve"> — Verificação e resposta a falhas durante operações do programa.</w:t>
       </w:r>
     </w:p>
     <w:p>
@@ -895,7 +976,10 @@
         <w:spacing w:after="120"/>
       </w:pPr>
       <w:r>
-        <w:t>Materiais: exercicio.md, gabarito.md</w:t>
+        <w:t xml:space="preserve">Materiais:</w:t>
+      </w:r>
+      <w:r>
+        <w:t xml:space="preserve"> exercicio.md, gabarito.md</w:t>
       </w:r>
     </w:p>
     <w:sectPr>
